--- a/storage/template_pv.docx
+++ b/storage/template_pv.docx
@@ -139,8 +139,9 @@
           <w:szCs w:val="22"/>
           <w:u w:val="none"/>
         </w:rPr>
-        <w:t>${ann</w:t>
-      </w:r>
+        <w:t>${</w:t>
+      </w:r>
+      <w:proofErr w:type="spellStart"/>
       <w:r>
         <w:rPr>
           <w:rFonts w:eastAsia="Arial Unicode MS"/>
@@ -150,7 +151,7 @@
           <w:szCs w:val="22"/>
           <w:u w:val="none"/>
         </w:rPr>
-        <w:t>e</w:t>
+        <w:t>ann</w:t>
       </w:r>
       <w:r>
         <w:rPr>
@@ -161,7 +162,30 @@
           <w:szCs w:val="22"/>
           <w:u w:val="none"/>
         </w:rPr>
-        <w:t>e_univ}</w:t>
+        <w:t>e</w:t>
+      </w:r>
+      <w:r>
+        <w:rPr>
+          <w:rFonts w:eastAsia="Arial Unicode MS"/>
+          <w:b w:val="0"/>
+          <w:bCs w:val="0"/>
+          <w:sz w:val="22"/>
+          <w:szCs w:val="22"/>
+          <w:u w:val="none"/>
+        </w:rPr>
+        <w:t>e_univ</w:t>
+      </w:r>
+      <w:proofErr w:type="spellEnd"/>
+      <w:r>
+        <w:rPr>
+          <w:rFonts w:eastAsia="Arial Unicode MS"/>
+          <w:b w:val="0"/>
+          <w:bCs w:val="0"/>
+          <w:sz w:val="22"/>
+          <w:szCs w:val="22"/>
+          <w:u w:val="none"/>
+        </w:rPr>
+        <w:t>}</w:t>
       </w:r>
     </w:p>
     <w:p>
@@ -290,7 +314,23 @@
           <w:sz w:val="24"/>
           <w:szCs w:val="24"/>
         </w:rPr>
-        <w:t>${nom_etudiant}</w:t>
+        <w:t>${</w:t>
+      </w:r>
+      <w:proofErr w:type="spellStart"/>
+      <w:r>
+        <w:rPr>
+          <w:sz w:val="24"/>
+          <w:szCs w:val="24"/>
+        </w:rPr>
+        <w:t>nom_etudiant</w:t>
+      </w:r>
+      <w:proofErr w:type="spellEnd"/>
+      <w:r>
+        <w:rPr>
+          <w:sz w:val="24"/>
+          <w:szCs w:val="24"/>
+        </w:rPr>
+        <w:t>}</w:t>
       </w:r>
     </w:p>
     <w:p>
@@ -359,7 +399,23 @@
           <w:sz w:val="24"/>
           <w:szCs w:val="24"/>
         </w:rPr>
-        <w:t>${box_id}</w:t>
+        <w:t>${</w:t>
+      </w:r>
+      <w:proofErr w:type="spellStart"/>
+      <w:r>
+        <w:rPr>
+          <w:sz w:val="24"/>
+          <w:szCs w:val="24"/>
+        </w:rPr>
+        <w:t>box_id</w:t>
+      </w:r>
+      <w:proofErr w:type="spellEnd"/>
+      <w:r>
+        <w:rPr>
+          <w:sz w:val="24"/>
+          <w:szCs w:val="24"/>
+        </w:rPr>
+        <w:t>}</w:t>
       </w:r>
       <w:r>
         <w:rPr>
@@ -393,7 +449,23 @@
           <w:sz w:val="24"/>
           <w:szCs w:val="24"/>
         </w:rPr>
-        <w:t>${box_gi}</w:t>
+        <w:t>${</w:t>
+      </w:r>
+      <w:proofErr w:type="spellStart"/>
+      <w:r>
+        <w:rPr>
+          <w:sz w:val="24"/>
+          <w:szCs w:val="24"/>
+        </w:rPr>
+        <w:t>box_gi</w:t>
+      </w:r>
+      <w:proofErr w:type="spellEnd"/>
+      <w:r>
+        <w:rPr>
+          <w:sz w:val="24"/>
+          <w:szCs w:val="24"/>
+        </w:rPr>
+        <w:t>}</w:t>
       </w:r>
       <w:r>
         <w:rPr>
@@ -418,7 +490,23 @@
           <w:sz w:val="24"/>
           <w:szCs w:val="24"/>
         </w:rPr>
-        <w:t>${box_tdia}</w:t>
+        <w:t>${</w:t>
+      </w:r>
+      <w:proofErr w:type="spellStart"/>
+      <w:r>
+        <w:rPr>
+          <w:sz w:val="24"/>
+          <w:szCs w:val="24"/>
+        </w:rPr>
+        <w:t>box_tdia</w:t>
+      </w:r>
+      <w:proofErr w:type="spellEnd"/>
+      <w:r>
+        <w:rPr>
+          <w:sz w:val="24"/>
+          <w:szCs w:val="24"/>
+        </w:rPr>
+        <w:t>}</w:t>
       </w:r>
       <w:r>
         <w:rPr>
@@ -471,7 +559,23 @@
           <w:sz w:val="24"/>
           <w:szCs w:val="24"/>
         </w:rPr>
-        <w:t>${intitule_rapport}</w:t>
+        <w:t>${</w:t>
+      </w:r>
+      <w:proofErr w:type="spellStart"/>
+      <w:r>
+        <w:rPr>
+          <w:sz w:val="24"/>
+          <w:szCs w:val="24"/>
+        </w:rPr>
+        <w:t>intitule_rapport</w:t>
+      </w:r>
+      <w:proofErr w:type="spellEnd"/>
+      <w:r>
+        <w:rPr>
+          <w:sz w:val="24"/>
+          <w:szCs w:val="24"/>
+        </w:rPr>
+        <w:t>}</w:t>
       </w:r>
     </w:p>
     <w:p>
@@ -485,6 +589,7 @@
           <w:lang w:val="en-US"/>
         </w:rPr>
       </w:pPr>
+      <w:proofErr w:type="spellStart"/>
       <w:r>
         <w:rPr>
           <w:b/>
@@ -496,6 +601,7 @@
         </w:rPr>
         <w:t>L'encadrant</w:t>
       </w:r>
+      <w:proofErr w:type="spellEnd"/>
       <w:r>
         <w:rPr>
           <w:b/>
@@ -575,7 +681,23 @@
           <w:sz w:val="24"/>
           <w:szCs w:val="24"/>
         </w:rPr>
-        <w:t>${nom_encadrant}</w:t>
+        <w:t>${</w:t>
+      </w:r>
+      <w:proofErr w:type="spellStart"/>
+      <w:r>
+        <w:rPr>
+          <w:sz w:val="24"/>
+          <w:szCs w:val="24"/>
+        </w:rPr>
+        <w:t>nom_encadrant</w:t>
+      </w:r>
+      <w:proofErr w:type="spellEnd"/>
+      <w:r>
+        <w:rPr>
+          <w:sz w:val="24"/>
+          <w:szCs w:val="24"/>
+        </w:rPr>
+        <w:t>}</w:t>
       </w:r>
     </w:p>
     <w:p>
@@ -675,7 +797,23 @@
                 <w:sz w:val="24"/>
                 <w:szCs w:val="24"/>
               </w:rPr>
-              <w:t xml:space="preserve">${nom_encadrant}                                                </w:t>
+              <w:t>${</w:t>
+            </w:r>
+            <w:proofErr w:type="spellStart"/>
+            <w:r>
+              <w:rPr>
+                <w:sz w:val="24"/>
+                <w:szCs w:val="24"/>
+              </w:rPr>
+              <w:t>nom_encadrant</w:t>
+            </w:r>
+            <w:proofErr w:type="spellEnd"/>
+            <w:r>
+              <w:rPr>
+                <w:sz w:val="24"/>
+                <w:szCs w:val="24"/>
+              </w:rPr>
+              <w:t xml:space="preserve">}                                                </w:t>
             </w:r>
             <w:r>
               <w:rPr>
@@ -817,7 +955,25 @@
                 <w:szCs w:val="24"/>
                 <w:lang w:val="en-US"/>
               </w:rPr>
-              <w:t xml:space="preserve">${nom_jury}                                                      </w:t>
+              <w:t>${</w:t>
+            </w:r>
+            <w:proofErr w:type="spellStart"/>
+            <w:r>
+              <w:rPr>
+                <w:sz w:val="24"/>
+                <w:szCs w:val="24"/>
+                <w:lang w:val="en-US"/>
+              </w:rPr>
+              <w:t>nom_jury</w:t>
+            </w:r>
+            <w:proofErr w:type="spellEnd"/>
+            <w:r>
+              <w:rPr>
+                <w:sz w:val="24"/>
+                <w:szCs w:val="24"/>
+                <w:lang w:val="en-US"/>
+              </w:rPr>
+              <w:t xml:space="preserve">}                                                      </w:t>
             </w:r>
             <w:r>
               <w:rPr>
@@ -1577,7 +1733,23 @@
           <w:sz w:val="24"/>
           <w:szCs w:val="24"/>
         </w:rPr>
-        <w:t>${date_soutenance}</w:t>
+        <w:t>${</w:t>
+      </w:r>
+      <w:proofErr w:type="spellStart"/>
+      <w:r>
+        <w:rPr>
+          <w:sz w:val="24"/>
+          <w:szCs w:val="24"/>
+        </w:rPr>
+        <w:t>date_soutenance</w:t>
+      </w:r>
+      <w:proofErr w:type="spellEnd"/>
+      <w:r>
+        <w:rPr>
+          <w:sz w:val="24"/>
+          <w:szCs w:val="24"/>
+        </w:rPr>
+        <w:t>}</w:t>
       </w:r>
     </w:p>
     <w:p>
@@ -1637,39 +1809,10 @@
         </w:rPr>
         <w:t xml:space="preserve"> du jury :</w:t>
       </w:r>
-    </w:p>
-    <w:p>
-      <w:pPr>
-        <w:tabs>
-          <w:tab w:val="left" w:pos="5985"/>
-        </w:tabs>
-        <w:rPr>
-          <w:sz w:val="24"/>
-          <w:szCs w:val="24"/>
-        </w:rPr>
-      </w:pPr>
-    </w:p>
-    <w:p>
-      <w:pPr>
-        <w:tabs>
-          <w:tab w:val="left" w:pos="5985"/>
-        </w:tabs>
-        <w:rPr>
-          <w:sz w:val="24"/>
-          <w:szCs w:val="24"/>
-        </w:rPr>
-      </w:pPr>
-      <w:r>
-        <w:rPr>
-          <w:sz w:val="24"/>
-          <w:szCs w:val="22"/>
-        </w:rPr>
-        <w:t xml:space="preserve">Pr.    </w:t>
-      </w:r>
-      <w:r>
-        <w:rPr>
-          <w:sz w:val="24"/>
-          <w:szCs w:val="22"/>
+      <w:r>
+        <w:rPr>
+          <w:sz w:val="24"/>
+          <w:szCs w:val="24"/>
         </w:rPr>
         <w:t xml:space="preserve">   </w:t>
       </w:r>
@@ -1678,168 +1821,10 @@
           <w:sz w:val="24"/>
           <w:szCs w:val="24"/>
         </w:rPr>
-        <w:t>……………</w:t>
-      </w:r>
-      <w:r>
-        <w:rPr>
-          <w:sz w:val="24"/>
-          <w:szCs w:val="22"/>
-        </w:rPr>
-        <w:t xml:space="preserve">    </w:t>
-      </w:r>
-      <w:r>
-        <w:rPr>
-          <w:sz w:val="24"/>
-          <w:szCs w:val="22"/>
-        </w:rPr>
-        <w:t xml:space="preserve">        </w:t>
-      </w:r>
-      <w:r>
-        <w:rPr>
-          <w:sz w:val="24"/>
-          <w:szCs w:val="22"/>
-        </w:rPr>
         <w:t xml:space="preserve">   </w:t>
       </w:r>
       <w:r>
         <w:rPr>
-          <w:sz w:val="24"/>
-          <w:szCs w:val="22"/>
-        </w:rPr>
-        <w:t xml:space="preserve">  </w:t>
-      </w:r>
-      <w:r>
-        <w:rPr>
-          <w:sz w:val="24"/>
-          <w:szCs w:val="22"/>
-        </w:rPr>
-        <w:t xml:space="preserve">  </w:t>
-      </w:r>
-      <w:r>
-        <w:rPr>
-          <w:sz w:val="24"/>
-          <w:szCs w:val="22"/>
-        </w:rPr>
-        <w:t xml:space="preserve">  </w:t>
-      </w:r>
-      <w:r>
-        <w:rPr>
-          <w:sz w:val="24"/>
-          <w:szCs w:val="24"/>
-        </w:rPr>
-        <w:t xml:space="preserve">Pr.   </w:t>
-      </w:r>
-      <w:r>
-        <w:rPr>
-          <w:sz w:val="24"/>
-          <w:szCs w:val="24"/>
-        </w:rPr>
-        <w:t xml:space="preserve">      </w:t>
-      </w:r>
-      <w:r>
-        <w:rPr>
-          <w:sz w:val="24"/>
-          <w:szCs w:val="24"/>
-        </w:rPr>
-        <w:t>………………</w:t>
-      </w:r>
-      <w:r>
-        <w:rPr>
-          <w:sz w:val="24"/>
-          <w:szCs w:val="24"/>
-        </w:rPr>
-        <w:t xml:space="preserve">              </w:t>
-      </w:r>
-      <w:r>
-        <w:rPr>
-          <w:sz w:val="24"/>
-          <w:szCs w:val="24"/>
-        </w:rPr>
-        <w:t xml:space="preserve">      </w:t>
-      </w:r>
-      <w:r>
-        <w:rPr>
-          <w:sz w:val="24"/>
-          <w:szCs w:val="24"/>
-        </w:rPr>
-        <w:t>Pr.</w:t>
-      </w:r>
-      <w:r>
-        <w:rPr>
-          <w:sz w:val="24"/>
-          <w:szCs w:val="24"/>
-        </w:rPr>
-        <w:t xml:space="preserve">  </w:t>
-      </w:r>
-      <w:r>
-        <w:rPr>
-          <w:sz w:val="24"/>
-          <w:szCs w:val="24"/>
-        </w:rPr>
-        <w:t xml:space="preserve">    </w:t>
-      </w:r>
-      <w:r>
-        <w:rPr>
-          <w:sz w:val="24"/>
-          <w:szCs w:val="24"/>
-        </w:rPr>
-        <w:t>…………</w:t>
-      </w:r>
-      <w:r>
-        <w:rPr>
-          <w:sz w:val="24"/>
-          <w:szCs w:val="24"/>
-        </w:rPr>
-        <w:t xml:space="preserve"> </w:t>
-      </w:r>
-      <w:r>
-        <w:rPr>
-          <w:sz w:val="24"/>
-          <w:szCs w:val="24"/>
-        </w:rPr>
-        <w:t>……</w:t>
-      </w:r>
-      <w:r>
-        <w:rPr>
-          <w:sz w:val="24"/>
-          <w:szCs w:val="24"/>
-        </w:rPr>
-        <w:t xml:space="preserve">                                                                                                 </w:t>
-      </w:r>
-      <w:r>
-        <w:rPr>
-          <w:sz w:val="24"/>
-          <w:szCs w:val="22"/>
-        </w:rPr>
-        <w:t xml:space="preserve">             </w:t>
-      </w:r>
-      <w:r>
-        <w:rPr>
-          <w:sz w:val="24"/>
-          <w:szCs w:val="22"/>
-        </w:rPr>
-        <w:t xml:space="preserve">           </w:t>
-      </w:r>
-    </w:p>
-    <w:p>
-      <w:pPr>
-        <w:tabs>
-          <w:tab w:val="left" w:pos="5985"/>
-        </w:tabs>
-        <w:rPr>
-          <w:sz w:val="24"/>
-          <w:szCs w:val="24"/>
-        </w:rPr>
-      </w:pPr>
-      <w:r>
-        <w:rPr>
-          <w:sz w:val="24"/>
-          <w:szCs w:val="24"/>
-        </w:rPr>
-        <w:t xml:space="preserve">     </w:t>
-      </w:r>
-      <w:r>
-        <w:rPr>
           <w:noProof/>
           <w:sz w:val="24"/>
           <w:szCs w:val="24"/>
@@ -1847,6 +1832,59 @@
         <w:t xml:space="preserve">                     </w:t>
       </w:r>
     </w:p>
+    <w:p/>
+    <w:p>
+      <w:pPr>
+        <w:rPr>
+          <w:sz w:val="24"/>
+          <w:szCs w:val="24"/>
+        </w:rPr>
+      </w:pPr>
+      <w:r>
+        <w:rPr>
+          <w:sz w:val="24"/>
+          <w:szCs w:val="24"/>
+        </w:rPr>
+        <w:t xml:space="preserve">   </w:t>
+      </w:r>
+      <w:r>
+        <w:rPr>
+          <w:sz w:val="24"/>
+          <w:szCs w:val="24"/>
+        </w:rPr>
+        <w:t xml:space="preserve">${signature1}   </w:t>
+      </w:r>
+      <w:r>
+        <w:rPr>
+          <w:sz w:val="24"/>
+          <w:szCs w:val="24"/>
+        </w:rPr>
+        <w:t xml:space="preserve">                         </w:t>
+      </w:r>
+      <w:r>
+        <w:rPr>
+          <w:sz w:val="24"/>
+          <w:szCs w:val="24"/>
+        </w:rPr>
+        <w:t xml:space="preserve">${signature2}   </w:t>
+      </w:r>
+      <w:r>
+        <w:rPr>
+          <w:sz w:val="24"/>
+          <w:szCs w:val="24"/>
+        </w:rPr>
+        <w:t xml:space="preserve">                         </w:t>
+      </w:r>
+      <w:r>
+        <w:rPr>
+          <w:sz w:val="24"/>
+          <w:szCs w:val="24"/>
+        </w:rPr>
+        <w:t xml:space="preserve"> ${signature3}</w:t>
+      </w:r>
+    </w:p>
+    <w:p/>
+    <w:p/>
     <w:p/>
     <w:tbl>
       <w:tblPr>
@@ -1870,6 +1908,7 @@
       </w:tblGrid>
       <w:tr>
         <w:trPr>
+          <w:trHeight w:val="360"/>
           <w:jc w:val="center"/>
         </w:trPr>
         <w:tc>
@@ -1878,7 +1917,9 @@
           </w:tcPr>
           <w:p>
             <w:pPr>
-              <w:jc w:val="right"/>
+              <w:tabs>
+                <w:tab w:val="left" w:pos="5985"/>
+              </w:tabs>
               <w:rPr>
                 <w:sz w:val="22"/>
                 <w:szCs w:val="22"/>
